--- a/public/downloads/ai-recruitment-vendor-evaluation-checklist.docx
+++ b/public/downloads/ai-recruitment-vendor-evaluation-checklist.docx
@@ -20,7 +20,7 @@
           <w:sz w:val="18"/>
           <w:szCs w:val="18"/>
         </w:rPr>
-        <w:t xml:space="preserve">Bond Health template · bondtrials.com/templates/ai-recruitment-vendor-evaluation-checklist · Last updated 2026-09-21</w:t>
+        <w:t xml:space="preserve">Bond Health template · bondtrials.com/templates/ai-recruitment-vendor-evaluation-checklist · Last updated 2026-10-05</w:t>
       </w:r>
     </w:p>
     <w:p>
@@ -2568,7 +2568,7 @@
         <w:t xml:space="preserve">Integration.</w:t>
       </w:r>
       <w:r>
-        <w:t xml:space="preserve"> Bond connects through FHIR or HL7 interfaces or an aggregator. Full EHR integration takes 4 to 6 weeks, depending on your EHR, IT review and interface method. See implementation.</w:t>
+        <w:t xml:space="preserve"> Bond connects to all the major EHRs, including Epic, Oracle Health (Cerner), MEDITECH, athenahealth, eClinicalWorks, NextGen, Veradigm and OncoEMR, through FHIR or HL7 interfaces or an aggregator. It also works with the CTMS systems sites use, including CRIO, Advarra OnCore, Advarra Clinical Conductor, RealTime and Veeva SiteVault (Bond is a CRIO Certified Partner). Full EHR integration takes 48 hours, depending on your EHR, IT review and interface method. See implementation.</w:t>
       </w:r>
     </w:p>
     <w:p>
@@ -2588,7 +2588,7 @@
         <w:t xml:space="preserve">Security.</w:t>
       </w:r>
       <w:r>
-        <w:t xml:space="preserve"> Bond signs BAAs and lists its controls on the security page and its Vanta Trust Center.</w:t>
+        <w:t xml:space="preserve"> Bond is HIPAA compliant and SOC 2 Type I compliant, its information security management system is certified to ISO/IEC 27001:2022 by Advantage Partners, and its SOC 2 Type II audit is underway. Bond signs BAAs and lists its controls on the security page and its Vanta Trust Center.</w:t>
       </w:r>
     </w:p>
     <w:p>
@@ -2608,7 +2608,7 @@
         <w:t xml:space="preserve">Disclosure.</w:t>
       </w:r>
       <w:r>
-        <w:t xml:space="preserve"> Engage tells patients that AI assistance is used, and they can ask for a human callback at any time.</w:t>
+        <w:t xml:space="preserve"> Engage tells patients that AI assistance is used, and they can reach a person at any time: the agent transfers the call live to a coordinator or books a human callback, whichever the site prefers.</w:t>
       </w:r>
     </w:p>
     <w:p>
@@ -2628,7 +2628,7 @@
         <w:t xml:space="preserve">Pricing.</w:t>
       </w:r>
       <w:r>
-        <w:t xml:space="preserve"> A fixed platform and integration fee plus a success fee per enrolled patient, where enrolled means randomized. See pricing.</w:t>
+        <w:t xml:space="preserve"> A volume-based fee per screened patient plus a percentage of the randomization milestone payment for each patient. There is no integration fee. See pricing.</w:t>
       </w:r>
     </w:p>
     <w:p>
@@ -2661,7 +2661,7 @@
           <w:sz w:val="18"/>
           <w:szCs w:val="18"/>
         </w:rPr>
-        <w:t xml:space="preserve">2. Terminology Infrastructure and Graph-Grounded RAG for Clinical Trial Patient Matching. Bond Health, preprint, 2026.</w:t>
+        <w:t xml:space="preserve">2. Bond Health product information. Bond Health, 2026. https://bondtrials.com</w:t>
       </w:r>
     </w:p>
     <w:p>
@@ -2673,7 +2673,7 @@
           <w:sz w:val="18"/>
           <w:szCs w:val="18"/>
         </w:rPr>
-        <w:t xml:space="preserve">3. IBM's Watson supercomputer recommended 'unsafe and incorrect' cancer treatments, internal documents show. STAT, 2018. https://www.statnews.com/2018/07/25/ibm-watson-recommended-unsafe-incorrect-treatments/</w:t>
+        <w:t xml:space="preserve">3. Terminology Infrastructure and Graph-Grounded RAG for Clinical Trial Patient Matching. Bond Health, preprint, 2026.</w:t>
       </w:r>
     </w:p>
     <w:p>
@@ -2685,7 +2685,7 @@
           <w:sz w:val="18"/>
           <w:szCs w:val="18"/>
         </w:rPr>
-        <w:t xml:space="preserve">4. TREC 2021 Clinical Trials Track. TREC Clinical Trials Track organizers, 2021. https://www.trec-cds.org/2021.html</w:t>
+        <w:t xml:space="preserve">4. IBM's Watson supercomputer recommended 'unsafe and incorrect' cancer treatments, internal documents show. STAT, 2018. https://www.statnews.com/2018/07/25/ibm-watson-recommended-unsafe-incorrect-treatments/</w:t>
       </w:r>
     </w:p>
     <w:p>
@@ -2697,7 +2697,7 @@
           <w:sz w:val="18"/>
           <w:szCs w:val="18"/>
         </w:rPr>
-        <w:t xml:space="preserve">5. Real-world validation of a multimodal LLM-powered pipeline for high-accuracy clinical trial patient matching. Communications Medicine, 2025. https://pmc.ncbi.nlm.nih.gov/articles/PMC12749220/</w:t>
+        <w:t xml:space="preserve">5. TREC 2021 Clinical Trials Track. TREC Clinical Trials Track organizers, 2021. https://www.trec-cds.org/2021.html</w:t>
       </w:r>
     </w:p>
     <w:p>
@@ -2709,7 +2709,7 @@
           <w:sz w:val="18"/>
           <w:szCs w:val="18"/>
         </w:rPr>
-        <w:t xml:space="preserve">6. Identifying Patients with Heart Failure Eligible for Guideline-Directed Medical Therapy. Population Health Management, 2024. https://pubmed.ncbi.nlm.nih.gov/39630562/</w:t>
+        <w:t xml:space="preserve">6. Real-world validation of a multimodal LLM-powered pipeline for high-accuracy clinical trial patient matching. Communications Medicine, 2025. https://pmc.ncbi.nlm.nih.gov/articles/PMC12749220/</w:t>
       </w:r>
     </w:p>
     <w:p>
@@ -2721,7 +2721,7 @@
           <w:sz w:val="18"/>
           <w:szCs w:val="18"/>
         </w:rPr>
-        <w:t xml:space="preserve">7. Sociodemographic bias in large language model clinical trial screening. Journal of the American Medical Informatics Association, 2026. https://pubmed.ncbi.nlm.nih.gov/42118957/</w:t>
+        <w:t xml:space="preserve">7. Identifying Patients with Heart Failure Eligible for Guideline-Directed Medical Therapy. Population Health Management, 2024. https://pubmed.ncbi.nlm.nih.gov/39630562/</w:t>
       </w:r>
     </w:p>
     <w:p>
@@ -2733,7 +2733,7 @@
           <w:sz w:val="18"/>
           <w:szCs w:val="18"/>
         </w:rPr>
-        <w:t xml:space="preserve">8. Health Data, Technology, and Interoperability: Certification Program Updates, Algorithm Transparency, and Information Sharing (HTI-1) Final Rule, 89 FR 1192. Federal Register / HHS Office of the National Coordinator for Health IT, 2024. https://www.govinfo.gov/content/pkg/FR-2024-01-09/html/2023-28857.htm</w:t>
+        <w:t xml:space="preserve">8. Sociodemographic bias in large language model clinical trial screening. Journal of the American Medical Informatics Association, 2026. https://pubmed.ncbi.nlm.nih.gov/42118957/</w:t>
       </w:r>
     </w:p>
     <w:p>
@@ -2745,7 +2745,7 @@
           <w:sz w:val="18"/>
           <w:szCs w:val="18"/>
         </w:rPr>
-        <w:t xml:space="preserve">9. 45 CFR 170.315(b)(11) Decision support interventions. eCFR (Office of the Federal Register / GPO), 2026. https://www.ecfr.gov/current/title-45/section-170.315</w:t>
+        <w:t xml:space="preserve">9. Health Data, Technology, and Interoperability: Certification Program Updates, Algorithm Transparency, and Information Sharing (HTI-1) Final Rule, 89 FR 1192. Federal Register / HHS Office of the National Coordinator for Health IT, 2024. https://www.govinfo.gov/content/pkg/FR-2024-01-09/html/2023-28857.htm</w:t>
       </w:r>
     </w:p>
     <w:p>
@@ -2757,7 +2757,7 @@
           <w:sz w:val="18"/>
           <w:szCs w:val="18"/>
         </w:rPr>
-        <w:t xml:space="preserve">10. Employing computers for the recruitment into clinical trials: a comprehensive systematic review. Journal of Medical Internet Research, 2014. https://pubmed.ncbi.nlm.nih.gov/24985568/</w:t>
+        <w:t xml:space="preserve">10. 45 CFR 170.315(b)(11) Decision support interventions. eCFR (Office of the Federal Register / GPO), 2026. https://www.ecfr.gov/current/title-45/section-170.315</w:t>
       </w:r>
     </w:p>
     <w:p>
@@ -2769,7 +2769,7 @@
           <w:sz w:val="18"/>
           <w:szCs w:val="18"/>
         </w:rPr>
-        <w:t xml:space="preserve">11. Achieving a Major Milestone: Health IT Developers Certify to Cures Update. HealthIT.gov (ASTP/ONC), 2023. https://healthit.gov/blog/interoperability/achieving-a-major-milestone-health-it-developers-certify-to-cures-update/</w:t>
+        <w:t xml:space="preserve">11. Employing computers for the recruitment into clinical trials: a comprehensive systematic review. Journal of Medical Internet Research, 2014. https://pubmed.ncbi.nlm.nih.gov/24985568/</w:t>
       </w:r>
     </w:p>
     <w:p>
@@ -2781,7 +2781,7 @@
           <w:sz w:val="18"/>
           <w:szCs w:val="18"/>
         </w:rPr>
-        <w:t xml:space="preserve">12. 45 CFR 160.103 Definitions (business associate). eCFR (Office of the Federal Register / GPO), 2026. https://www.ecfr.gov/current/title-45/section-160.103</w:t>
+        <w:t xml:space="preserve">12. Achieving a Major Milestone: Health IT Developers Certify to Cures Update. HealthIT.gov (ASTP/ONC), 2023. https://healthit.gov/blog/interoperability/achieving-a-major-milestone-health-it-developers-certify-to-cures-update/</w:t>
       </w:r>
     </w:p>
     <w:p>
@@ -2793,7 +2793,7 @@
           <w:sz w:val="18"/>
           <w:szCs w:val="18"/>
         </w:rPr>
-        <w:t xml:space="preserve">13. 45 CFR 164.504(e) Business associate contracts. eCFR (Office of the Federal Register / GPO), 2026. https://www.ecfr.gov/current/title-45/section-164.504</w:t>
+        <w:t xml:space="preserve">13. 45 CFR 160.103 Definitions (business associate). eCFR (Office of the Federal Register / GPO), 2026. https://www.ecfr.gov/current/title-45/section-160.103</w:t>
       </w:r>
     </w:p>
     <w:p>
@@ -2805,7 +2805,7 @@
           <w:sz w:val="18"/>
           <w:szCs w:val="18"/>
         </w:rPr>
-        <w:t xml:space="preserve">14. 45 CFR 164.512 Uses and disclosures for which an authorization or opportunity to agree or object is not required. eCFR (Office of the Federal Register / GPO), 2026. https://www.ecfr.gov/current/title-45/section-164.512</w:t>
+        <w:t xml:space="preserve">14. 45 CFR 164.504(e) Business associate contracts. eCFR (Office of the Federal Register / GPO), 2026. https://www.ecfr.gov/current/title-45/section-164.504</w:t>
       </w:r>
     </w:p>
     <w:p>
@@ -2817,7 +2817,7 @@
           <w:sz w:val="18"/>
           <w:szCs w:val="18"/>
         </w:rPr>
-        <w:t xml:space="preserve">15. AB-3030 Health care services: artificial intelligence (Chapter 848, Statutes of 2024). California Legislative Information, 2024. https://leginfo.legislature.ca.gov/faces/billTextClient.xhtml?bill_id=202320240AB3030</w:t>
+        <w:t xml:space="preserve">15. 45 CFR 164.512 Uses and disclosures for which an authorization or opportunity to agree or object is not required. eCFR (Office of the Federal Register / GPO), 2026. https://www.ecfr.gov/current/title-45/section-164.512</w:t>
       </w:r>
     </w:p>
     <w:p>
@@ -2829,7 +2829,7 @@
           <w:sz w:val="18"/>
           <w:szCs w:val="18"/>
         </w:rPr>
-        <w:t xml:space="preserve">16. H.B. No. 149, Texas Responsible Artificial Intelligence Governance Act (enrolled). Texas Legislature Online, 2025. https://capitol.texas.gov/tlodocs/89R/billtext/html/HB00149F.htm</w:t>
+        <w:t xml:space="preserve">16. AB-3030 Health care services: artificial intelligence (Chapter 848, Statutes of 2024). California Legislative Information, 2024. https://leginfo.legislature.ca.gov/faces/billTextClient.xhtml?bill_id=202320240AB3030</w:t>
       </w:r>
     </w:p>
     <w:p>
@@ -2841,7 +2841,7 @@
           <w:sz w:val="18"/>
           <w:szCs w:val="18"/>
         </w:rPr>
-        <w:t xml:space="preserve">17. Recruiting Study Subjects: Guidance for Institutional Review Boards and Clinical Investigators. U.S. Food and Drug Administration, 1998. https://www.fda.gov/regulatory-information/search-fda-guidance-documents/recruiting-study-subjects</w:t>
+        <w:t xml:space="preserve">17. H.B. No. 149, Texas Responsible Artificial Intelligence Governance Act (enrolled). Texas Legislature Online, 2025. https://capitol.texas.gov/tlodocs/89R/billtext/html/HB00149F.htm</w:t>
       </w:r>
     </w:p>
     <w:p>
@@ -2853,7 +2853,7 @@
           <w:sz w:val="18"/>
           <w:szCs w:val="18"/>
         </w:rPr>
-        <w:t xml:space="preserve">18. ICH Harmonised Guideline: Guideline for Good Clinical Practice E6(R3). International Council for Harmonisation, 2025. https://database.ich.org/sites/default/files/ICH_E6%28R3%29_Step4_FinalGuideline_2025_0106.pdf</w:t>
+        <w:t xml:space="preserve">18. Recruiting Study Subjects: Guidance for Institutional Review Boards and Clinical Investigators. U.S. Food and Drug Administration, 1998. https://www.fda.gov/regulatory-information/search-fda-guidance-documents/recruiting-study-subjects</w:t>
       </w:r>
     </w:p>
     <w:p>
@@ -2865,7 +2865,7 @@
           <w:sz w:val="18"/>
           <w:szCs w:val="18"/>
         </w:rPr>
-        <w:t xml:space="preserve">19. 21 CFR 56.111 Criteria for IRB approval of research. eCFR (Office of the Federal Register / GPO), 2026. https://www.ecfr.gov/current/title-21/section-56.111</w:t>
+        <w:t xml:space="preserve">19. ICH Harmonised Guideline: Guideline for Good Clinical Practice E6(R3). International Council for Harmonisation, 2025. https://database.ich.org/sites/default/files/ICH_E6%28R3%29_Step4_FinalGuideline_2025_0106.pdf</w:t>
       </w:r>
     </w:p>
     <w:p>
@@ -2877,7 +2877,7 @@
           <w:sz w:val="18"/>
           <w:szCs w:val="18"/>
         </w:rPr>
-        <w:t xml:space="preserve">20. Considerations for the Use of Artificial Intelligence to Support Regulatory Decision-Making for Drug and Biological Products (draft guidance). U.S. Food and Drug Administration, 2025. https://www.fda.gov/media/184830/download</w:t>
+        <w:t xml:space="preserve">20. 21 CFR 56.111 Criteria for IRB approval of research. eCFR (Office of the Federal Register / GPO), 2026. https://www.ecfr.gov/current/title-21/section-56.111</w:t>
       </w:r>
     </w:p>
     <w:p>
@@ -2889,7 +2889,19 @@
           <w:sz w:val="18"/>
           <w:szCs w:val="18"/>
         </w:rPr>
-        <w:t xml:space="preserve">21. FDA Proposes Framework to Advance Credibility of AI Models Used for Drug and Biological Product Submissions. U.S. Food and Drug Administration, 2025. https://www.fda.gov/news-events/press-announcements/fda-proposes-framework-advance-credibility-ai-models-used-drug-and-biological-product-submissions</w:t>
+        <w:t xml:space="preserve">21. Considerations for the Use of Artificial Intelligence to Support Regulatory Decision-Making for Drug and Biological Products (draft guidance). U.S. Food and Drug Administration, 2025. https://www.fda.gov/media/184830/download</w:t>
+      </w:r>
+    </w:p>
+    <w:p>
+      <w:pPr>
+        <w:spacing w:after="60"/>
+      </w:pPr>
+      <w:r>
+        <w:rPr>
+          <w:sz w:val="18"/>
+          <w:szCs w:val="18"/>
+        </w:rPr>
+        <w:t xml:space="preserve">22. FDA Proposes Framework to Advance Credibility of AI Models Used for Drug and Biological Product Submissions. U.S. Food and Drug Administration, 2025. https://www.fda.gov/news-events/press-announcements/fda-proposes-framework-advance-credibility-ai-models-used-drug-and-biological-product-submissions</w:t>
       </w:r>
     </w:p>
     <w:p>

--- a/public/downloads/ai-recruitment-vendor-evaluation-checklist.docx
+++ b/public/downloads/ai-recruitment-vendor-evaluation-checklist.docx
@@ -20,7 +20,7 @@
           <w:sz w:val="18"/>
           <w:szCs w:val="18"/>
         </w:rPr>
-        <w:t xml:space="preserve">Bond Health template · bondtrials.com/templates/ai-recruitment-vendor-evaluation-checklist · Last updated 2026-10-05</w:t>
+        <w:t xml:space="preserve">Bond Health template · bondtrials.com/templates/ai-recruitment-vendor-evaluation-checklist · Last updated 2026-10-23</w:t>
       </w:r>
     </w:p>
     <w:p>
@@ -578,7 +578,7 @@
         <w:t xml:space="preserve">Borrow the federal transparency list: </w:t>
       </w:r>
       <w:r>
-        <w:t xml:space="preserve">As of September 2026, ONC's HTI-1 rule requires certified health IT to make source attributes available for predictive decision support interventions. The list covers intended use and population, cautioned out-of-scope uses, how the model was developed, fairness, external validation, quantitative measures of performance, and ongoing maintenance. A recruitment vendor outside your certified EHR may not be bound by the rule, but any vendor can be asked to complete the list.</w:t>
+        <w:t xml:space="preserve">As of October 2026, ONC's HTI-1 rule requires certified health IT to make source attributes available for predictive decision support interventions. The list covers intended use and population, cautioned out-of-scope uses, how the model was developed, fairness, external validation, quantitative measures of performance, and ongoing maintenance. A recruitment vendor outside your certified EHR may not be bound by the rule, but any vendor can be asked to complete the list.</w:t>
       </w:r>
     </w:p>
     <w:p>
@@ -1021,7 +1021,7 @@
         <w:spacing w:after="120"/>
       </w:pPr>
       <w:r>
-        <w:t xml:space="preserve">State AI disclosure laws differ. As of September 2026, California requires health facilities, clinics and physician practices that use generative AI for patient communications about clinical information to include an AI disclaimer and instructions for reaching a human, unless a licensed or certified provider reads and reviews the message. Texas, since January 1, 2026, requires providers to disclose AI used in relation to health care services, in plain language, no later than when the service is first provided. Ask your counsel which rules reach your outreach.</w:t>
+        <w:t xml:space="preserve">State AI disclosure laws differ. As of October 2026, California requires health facilities, clinics and physician practices that use generative AI for patient communications about clinical information to include an AI disclaimer and instructions for reaching a human, unless a licensed or certified provider reads and reviews the message. Texas, since January 1, 2026, requires providers to disclose AI used in relation to health care services, in plain language, no later than when the service is first provided. Ask your counsel which rules reach your outreach.</w:t>
       </w:r>
     </w:p>
     <w:p>
@@ -1616,7 +1616,7 @@
     </w:p>
     <w:tbl>
       <w:tblPr>
-        <w:tblW w:type="pct" w:w="100%"/>
+        <w:tblW w:type="pct" w:w="5000"/>
         <w:tblBorders>
           <w:top w:val="single" w:color="auto" w:sz="4"/>
           <w:left w:val="single" w:color="auto" w:sz="4"/>
@@ -1627,9 +1627,9 @@
         </w:tblBorders>
       </w:tblPr>
       <w:tblGrid>
-        <w:gridCol w:w="100"/>
-        <w:gridCol w:w="100"/>
-        <w:gridCol w:w="100"/>
+        <w:gridCol w:w="3009"/>
+        <w:gridCol w:w="3009"/>
+        <w:gridCol w:w="3009"/>
       </w:tblGrid>
       <w:tr>
         <w:trPr>
@@ -1790,7 +1790,7 @@
     </w:p>
     <w:tbl>
       <w:tblPr>
-        <w:tblW w:type="pct" w:w="100%"/>
+        <w:tblW w:type="pct" w:w="5000"/>
         <w:tblBorders>
           <w:top w:val="single" w:color="auto" w:sz="4"/>
           <w:left w:val="single" w:color="auto" w:sz="4"/>
@@ -1801,12 +1801,12 @@
         </w:tblBorders>
       </w:tblPr>
       <w:tblGrid>
-        <w:gridCol w:w="100"/>
-        <w:gridCol w:w="100"/>
-        <w:gridCol w:w="100"/>
-        <w:gridCol w:w="100"/>
-        <w:gridCol w:w="100"/>
-        <w:gridCol w:w="100"/>
+        <w:gridCol w:w="1504"/>
+        <w:gridCol w:w="1504"/>
+        <w:gridCol w:w="1504"/>
+        <w:gridCol w:w="1504"/>
+        <w:gridCol w:w="1504"/>
+        <w:gridCol w:w="1504"/>
       </w:tblGrid>
       <w:tr>
         <w:trPr>
@@ -2271,7 +2271,7 @@
     </w:p>
     <w:tbl>
       <w:tblPr>
-        <w:tblW w:type="pct" w:w="100%"/>
+        <w:tblW w:type="pct" w:w="5000"/>
         <w:tblBorders>
           <w:top w:val="single" w:color="auto" w:sz="4"/>
           <w:left w:val="single" w:color="auto" w:sz="4"/>
@@ -2282,9 +2282,9 @@
         </w:tblBorders>
       </w:tblPr>
       <w:tblGrid>
-        <w:gridCol w:w="100"/>
-        <w:gridCol w:w="100"/>
-        <w:gridCol w:w="100"/>
+        <w:gridCol w:w="3009"/>
+        <w:gridCol w:w="3009"/>
+        <w:gridCol w:w="3009"/>
       </w:tblGrid>
       <w:tr>
         <w:trPr>
@@ -2930,10 +2930,6 @@
 </w:document>
 </file>
 
-<file path=word/comments.xml><?xml version="1.0" encoding="utf-8"?>
-<w:comments xmlns:cx="http://schemas.microsoft.com/office/drawing/2014/chartex" xmlns:cx1="http://schemas.microsoft.com/office/drawing/2015/9/8/chartex" xmlns:cx2="http://schemas.microsoft.com/office/drawing/2015/10/21/chartex" xmlns:cx3="http://schemas.microsoft.com/office/drawing/2016/5/9/chartex" xmlns:cx4="http://schemas.microsoft.com/office/drawing/2016/5/10/chartex" xmlns:cx5="http://schemas.microsoft.com/office/drawing/2016/5/11/chartex" xmlns:cx6="http://schemas.microsoft.com/office/drawing/2016/5/12/chartex" xmlns:cx7="http://schemas.microsoft.com/office/drawing/2016/5/13/chartex" xmlns:cx8="http://schemas.microsoft.com/office/drawing/2016/5/14/chartex" xmlns:mc="http://schemas.openxmlformats.org/markup-compatibility/2006" xmlns:aink="http://schemas.microsoft.com/office/drawing/2016/ink" xmlns:am3d="http://schemas.microsoft.com/office/drawing/2017/model3d" xmlns:o="urn:schemas-microsoft-com:office:office" xmlns:r="http://schemas.openxmlformats.org/officeDocument/2006/relationships" xmlns:m="http://schemas.openxmlformats.org/officeDocument/2006/math" xmlns:v="urn:schemas-microsoft-com:vml" xmlns:wp14="http://schemas.microsoft.com/office/word/2010/wordprocessingDrawing" xmlns:wp="http://schemas.openxmlformats.org/drawingml/2006/wordprocessingDrawing" xmlns:w10="urn:schemas-microsoft-com:office:word" xmlns:w="http://schemas.openxmlformats.org/wordprocessingml/2006/main" xmlns:w14="http://schemas.microsoft.com/office/word/2010/wordml" xmlns:w15="http://schemas.microsoft.com/office/word/2012/wordml" xmlns:w16cex="http://schemas.microsoft.com/office/word/2018/wordml/cex" xmlns:w16cid="http://schemas.microsoft.com/office/word/2016/wordml/cid" xmlns:w16="http://schemas.microsoft.com/office/word/2018/wordml" xmlns:w16sdtdh="http://schemas.microsoft.com/office/word/2020/wordml/sdtdatahash" xmlns:w16se="http://schemas.microsoft.com/office/word/2015/wordml/symex" xmlns:wpg="http://schemas.microsoft.com/office/word/2010/wordprocessingGroup" xmlns:wpi="http://schemas.microsoft.com/office/word/2010/wordprocessingInk" xmlns:wne="http://schemas.microsoft.com/office/word/2006/wordml" xmlns:wps="http://schemas.microsoft.com/office/word/2010/wordprocessingShape"/>
-</file>
-
 <file path=word/endnotes.xml><?xml version="1.0" encoding="utf-8"?>
 <w:endnotes xmlns:wpc="http://schemas.microsoft.com/office/word/2010/wordprocessingCanvas" xmlns:mc="http://schemas.openxmlformats.org/markup-compatibility/2006" xmlns:o="urn:schemas-microsoft-com:office:office" xmlns:r="http://schemas.openxmlformats.org/officeDocument/2006/relationships" xmlns:m="http://schemas.openxmlformats.org/officeDocument/2006/math" xmlns:v="urn:schemas-microsoft-com:vml" xmlns:wp14="http://schemas.microsoft.com/office/word/2010/wordprocessingDrawing" xmlns:wp="http://schemas.openxmlformats.org/drawingml/2006/wordprocessingDrawing" xmlns:w10="urn:schemas-microsoft-com:office:word" xmlns:w="http://schemas.openxmlformats.org/wordprocessingml/2006/main" xmlns:w14="http://schemas.microsoft.com/office/word/2010/wordml" xmlns:w15="http://schemas.microsoft.com/office/word/2012/wordml" xmlns:wpg="http://schemas.microsoft.com/office/word/2010/wordprocessingGroup" xmlns:wpi="http://schemas.microsoft.com/office/word/2010/wordprocessingInk" xmlns:wne="http://schemas.microsoft.com/office/word/2006/wordml" xmlns:wps="http://schemas.microsoft.com/office/word/2010/wordprocessingShape" mc:Ignorable="w14 w15 wp14">
   <w:endnote w:type="separator" w:id="-1">
@@ -3012,7 +3008,7 @@
 <w:numbering xmlns:wpc="http://schemas.microsoft.com/office/word/2010/wordprocessingCanvas" xmlns:mc="http://schemas.openxmlformats.org/markup-compatibility/2006" xmlns:o="urn:schemas-microsoft-com:office:office" xmlns:r="http://schemas.openxmlformats.org/officeDocument/2006/relationships" xmlns:m="http://schemas.openxmlformats.org/officeDocument/2006/math" xmlns:v="urn:schemas-microsoft-com:vml" xmlns:wp14="http://schemas.microsoft.com/office/word/2010/wordprocessingDrawing" xmlns:wp="http://schemas.openxmlformats.org/drawingml/2006/wordprocessingDrawing" xmlns:w10="urn:schemas-microsoft-com:office:word" xmlns:w="http://schemas.openxmlformats.org/wordprocessingml/2006/main" xmlns:w14="http://schemas.microsoft.com/office/word/2010/wordml" xmlns:w15="http://schemas.microsoft.com/office/word/2012/wordml" xmlns:wpg="http://schemas.microsoft.com/office/word/2010/wordprocessingGroup" xmlns:wpi="http://schemas.microsoft.com/office/word/2010/wordprocessingInk" xmlns:wne="http://schemas.microsoft.com/office/word/2006/wordml" xmlns:wps="http://schemas.microsoft.com/office/word/2010/wordprocessingShape" mc:Ignorable="w14 w15 wp14">
   <w:abstractNum w:abstractNumId="1" w15:restartNumberingAfterBreak="0">
     <w:multiLevelType w:val="hybridMultilevel"/>
-    <w:lvl w:ilvl="0" w15:tentative="1">
+    <w:lvl w:ilvl="0" w:tentative="1">
       <w:start w:val="1"/>
       <w:numFmt w:val="bullet"/>
       <w:lvlText w:val="●"/>
@@ -3021,7 +3017,7 @@
         <w:ind w:left="720" w:hanging="360"/>
       </w:pPr>
     </w:lvl>
-    <w:lvl w:ilvl="1" w15:tentative="1">
+    <w:lvl w:ilvl="1" w:tentative="1">
       <w:start w:val="1"/>
       <w:numFmt w:val="bullet"/>
       <w:lvlText w:val="○"/>
@@ -3030,7 +3026,7 @@
         <w:ind w:left="1440" w:hanging="360"/>
       </w:pPr>
     </w:lvl>
-    <w:lvl w:ilvl="2" w15:tentative="1">
+    <w:lvl w:ilvl="2" w:tentative="1">
       <w:start w:val="1"/>
       <w:numFmt w:val="bullet"/>
       <w:lvlText w:val="■"/>
@@ -3039,7 +3035,7 @@
         <w:ind w:left="2160" w:hanging="360"/>
       </w:pPr>
     </w:lvl>
-    <w:lvl w:ilvl="3" w15:tentative="1">
+    <w:lvl w:ilvl="3" w:tentative="1">
       <w:start w:val="1"/>
       <w:numFmt w:val="bullet"/>
       <w:lvlText w:val="●"/>
@@ -3048,7 +3044,7 @@
         <w:ind w:left="2880" w:hanging="360"/>
       </w:pPr>
     </w:lvl>
-    <w:lvl w:ilvl="4" w15:tentative="1">
+    <w:lvl w:ilvl="4" w:tentative="1">
       <w:start w:val="1"/>
       <w:numFmt w:val="bullet"/>
       <w:lvlText w:val="○"/>
@@ -3057,7 +3053,7 @@
         <w:ind w:left="3600" w:hanging="360"/>
       </w:pPr>
     </w:lvl>
-    <w:lvl w:ilvl="5" w15:tentative="1">
+    <w:lvl w:ilvl="5" w:tentative="1">
       <w:start w:val="1"/>
       <w:numFmt w:val="bullet"/>
       <w:lvlText w:val="■"/>
@@ -3066,7 +3062,7 @@
         <w:ind w:left="4320" w:hanging="360"/>
       </w:pPr>
     </w:lvl>
-    <w:lvl w:ilvl="6" w15:tentative="1">
+    <w:lvl w:ilvl="6" w:tentative="1">
       <w:start w:val="1"/>
       <w:numFmt w:val="bullet"/>
       <w:lvlText w:val="●"/>
@@ -3075,7 +3071,7 @@
         <w:ind w:left="5040" w:hanging="360"/>
       </w:pPr>
     </w:lvl>
-    <w:lvl w:ilvl="7" w15:tentative="1">
+    <w:lvl w:ilvl="7" w:tentative="1">
       <w:start w:val="1"/>
       <w:numFmt w:val="bullet"/>
       <w:lvlText w:val="●"/>
@@ -3084,7 +3080,7 @@
         <w:ind w:left="5760" w:hanging="360"/>
       </w:pPr>
     </w:lvl>
-    <w:lvl w:ilvl="8" w15:tentative="1">
+    <w:lvl w:ilvl="8" w:tentative="1">
       <w:start w:val="1"/>
       <w:numFmt w:val="bullet"/>
       <w:lvlText w:val="●"/>
@@ -3115,6 +3111,25 @@
     </w:rPrDefault>
     <w:pPrDefault/>
   </w:docDefaults>
+  <w:style w:type="paragraph" w:styleId="Normal" w:default="1">
+    <w:name w:val="Normal"/>
+    <w:qFormat/>
+  </w:style>
+  <w:style w:type="table" w:styleId="TableNormal" w:default="true">
+    <w:name w:val="Normal Table"/>
+    <w:uiPriority w:val="99"/>
+    <w:semiHidden/>
+    <w:unhideWhenUsed/>
+    <w:tblPr>
+      <w:tblInd w:type="dxa" w:w="0"/>
+      <w:tblCellMar>
+        <w:top w:type="dxa" w:w="0"/>
+        <w:left w:type="dxa" w:w="108"/>
+        <w:bottom w:type="dxa" w:w="0"/>
+        <w:right w:type="dxa" w:w="108"/>
+      </w:tblCellMar>
+    </w:tblPr>
+  </w:style>
   <w:style w:type="paragraph" w:styleId="Title">
     <w:name w:val="Title"/>
     <w:basedOn w:val="Normal"/>
@@ -3202,6 +3217,139 @@
     <w:basedOn w:val="Normal"/>
     <w:qFormat/>
   </w:style>
+  <w:style w:type="paragraph" w:styleId="Caption">
+    <w:name w:val="caption"/>
+    <w:basedOn w:val="Normal"/>
+    <w:next w:val="Normal"/>
+    <w:uiPriority w:val="35"/>
+    <w:semiHidden/>
+    <w:unhideWhenUsed/>
+    <w:qFormat/>
+    <w:pPr>
+      <w:spacing w:after="200"/>
+    </w:pPr>
+    <w:rPr>
+      <w:i/>
+      <w:iCs/>
+      <w:color w:val="44546A" w:themeColor="dark2"/>
+      <w:sz w:val="18"/>
+      <w:szCs w:val="18"/>
+    </w:rPr>
+  </w:style>
+  <w:style w:type="paragraph" w:styleId="Bibliography">
+    <w:name w:val="Bibliography"/>
+    <w:basedOn w:val="Normal"/>
+    <w:next w:val="Normal"/>
+    <w:uiPriority w:val="37"/>
+    <w:unhideWhenUsed/>
+  </w:style>
+  <w:style w:type="paragraph" w:styleId="TOC1">
+    <w:name w:val="toc 1"/>
+    <w:basedOn w:val="Normal"/>
+    <w:next w:val="Normal"/>
+    <w:uiPriority w:val="39"/>
+    <w:semiHidden/>
+    <w:unhideWhenUsed/>
+    <w:pPr>
+      <w:spacing w:after="100"/>
+    </w:pPr>
+  </w:style>
+  <w:style w:type="paragraph" w:styleId="TOC2">
+    <w:name w:val="toc 2"/>
+    <w:basedOn w:val="Normal"/>
+    <w:next w:val="Normal"/>
+    <w:uiPriority w:val="39"/>
+    <w:semiHidden/>
+    <w:unhideWhenUsed/>
+    <w:pPr>
+      <w:spacing w:after="100"/>
+      <w:ind w:left="220"/>
+    </w:pPr>
+  </w:style>
+  <w:style w:type="paragraph" w:styleId="TOC3">
+    <w:name w:val="toc 3"/>
+    <w:basedOn w:val="Normal"/>
+    <w:next w:val="Normal"/>
+    <w:uiPriority w:val="39"/>
+    <w:semiHidden/>
+    <w:unhideWhenUsed/>
+    <w:pPr>
+      <w:spacing w:after="100"/>
+      <w:ind w:left="440"/>
+    </w:pPr>
+  </w:style>
+  <w:style w:type="paragraph" w:styleId="TOC4">
+    <w:name w:val="toc 4"/>
+    <w:basedOn w:val="Normal"/>
+    <w:next w:val="Normal"/>
+    <w:uiPriority w:val="39"/>
+    <w:semiHidden/>
+    <w:unhideWhenUsed/>
+    <w:pPr>
+      <w:spacing w:after="100"/>
+      <w:ind w:left="660"/>
+    </w:pPr>
+  </w:style>
+  <w:style w:type="paragraph" w:styleId="TOC5">
+    <w:name w:val="toc 5"/>
+    <w:basedOn w:val="Normal"/>
+    <w:next w:val="Normal"/>
+    <w:uiPriority w:val="39"/>
+    <w:semiHidden/>
+    <w:unhideWhenUsed/>
+    <w:pPr>
+      <w:spacing w:after="100"/>
+      <w:ind w:left="880"/>
+    </w:pPr>
+  </w:style>
+  <w:style w:type="paragraph" w:styleId="TOC6">
+    <w:name w:val="toc 6"/>
+    <w:basedOn w:val="Normal"/>
+    <w:next w:val="Normal"/>
+    <w:uiPriority w:val="39"/>
+    <w:semiHidden/>
+    <w:unhideWhenUsed/>
+    <w:pPr>
+      <w:spacing w:after="100"/>
+      <w:ind w:left="1100"/>
+    </w:pPr>
+  </w:style>
+  <w:style w:type="paragraph" w:styleId="TOC7">
+    <w:name w:val="toc 7"/>
+    <w:basedOn w:val="Normal"/>
+    <w:next w:val="Normal"/>
+    <w:uiPriority w:val="39"/>
+    <w:semiHidden/>
+    <w:unhideWhenUsed/>
+    <w:pPr>
+      <w:spacing w:after="100"/>
+      <w:ind w:left="1320"/>
+    </w:pPr>
+  </w:style>
+  <w:style w:type="paragraph" w:styleId="TOC8">
+    <w:name w:val="toc 8"/>
+    <w:basedOn w:val="Normal"/>
+    <w:next w:val="Normal"/>
+    <w:uiPriority w:val="39"/>
+    <w:semiHidden/>
+    <w:unhideWhenUsed/>
+    <w:pPr>
+      <w:spacing w:after="100"/>
+      <w:ind w:left="1540"/>
+    </w:pPr>
+  </w:style>
+  <w:style w:type="paragraph" w:styleId="TOC9">
+    <w:name w:val="toc 9"/>
+    <w:basedOn w:val="Normal"/>
+    <w:next w:val="Normal"/>
+    <w:uiPriority w:val="39"/>
+    <w:semiHidden/>
+    <w:unhideWhenUsed/>
+    <w:pPr>
+      <w:spacing w:after="100"/>
+      <w:ind w:left="1760"/>
+    </w:pPr>
+  </w:style>
   <w:style w:type="character" w:styleId="Hyperlink">
     <w:name w:val="Hyperlink"/>
     <w:basedOn w:val="DefaultParagraphFont"/>
@@ -3286,5 +3434,302 @@
       <w:szCs w:val="20"/>
     </w:rPr>
   </w:style>
+  <w:style w:type="character" w:styleId="LineNumber">
+    <w:name w:val="line number"/>
+    <w:basedOn w:val="DefaultParagraphFont"/>
+    <w:uiPriority w:val="99"/>
+    <w:semiHidden/>
+    <w:unhideWhenUsed/>
+  </w:style>
 </w:styles>
+</file>
+
+<file path=word/theme/theme1.xml><?xml version="1.0" encoding="utf-8"?>
+<a:theme xmlns:a="http://schemas.openxmlformats.org/drawingml/2006/main" name="Office Theme">
+  <a:themeElements>
+    <a:clrScheme name="Office">
+      <a:dk1>
+        <a:sysClr val="windowText" lastClr="000000"/>
+      </a:dk1>
+      <a:lt1>
+        <a:sysClr val="window" lastClr="FFFFFF"/>
+      </a:lt1>
+      <a:dk2>
+        <a:srgbClr val="44546A"/>
+      </a:dk2>
+      <a:lt2>
+        <a:srgbClr val="E7E6E6"/>
+      </a:lt2>
+      <a:accent1>
+        <a:srgbClr val="4472C4"/>
+      </a:accent1>
+      <a:accent2>
+        <a:srgbClr val="ED7D31"/>
+      </a:accent2>
+      <a:accent3>
+        <a:srgbClr val="A5A5A5"/>
+      </a:accent3>
+      <a:accent4>
+        <a:srgbClr val="FFC000"/>
+      </a:accent4>
+      <a:accent5>
+        <a:srgbClr val="5B9BD5"/>
+      </a:accent5>
+      <a:accent6>
+        <a:srgbClr val="70AD47"/>
+      </a:accent6>
+      <a:hlink>
+        <a:srgbClr val="0563C1"/>
+      </a:hlink>
+      <a:folHlink>
+        <a:srgbClr val="954F72"/>
+      </a:folHlink>
+    </a:clrScheme>
+    <a:fontScheme name="Office">
+      <a:majorFont>
+        <a:latin typeface="Calibri Light" panose="020F0302020204030204"/>
+        <a:ea typeface=""/>
+        <a:cs typeface=""/>
+        <a:font script="Jpan" typeface="游ゴシック Light"/>
+        <a:font script="Hang" typeface="맑은 고딕"/>
+        <a:font script="Hans" typeface="等线 Light"/>
+        <a:font script="Hant" typeface="新細明體"/>
+        <a:font script="Arab" typeface="Times New Roman"/>
+        <a:font script="Hebr" typeface="Times New Roman"/>
+        <a:font script="Thai" typeface="Angsana New"/>
+        <a:font script="Ethi" typeface="Nyala"/>
+        <a:font script="Beng" typeface="Vrinda"/>
+        <a:font script="Gujr" typeface="Shruti"/>
+        <a:font script="Khmr" typeface="MoolBoran"/>
+        <a:font script="Knda" typeface="Tunga"/>
+        <a:font script="Guru" typeface="Raavi"/>
+        <a:font script="Cans" typeface="Euphemia"/>
+        <a:font script="Cher" typeface="Plantagenet Cherokee"/>
+        <a:font script="Yiii" typeface="Microsoft Yi Baiti"/>
+        <a:font script="Tibt" typeface="Microsoft Himalaya"/>
+        <a:font script="Thaa" typeface="MV Boli"/>
+        <a:font script="Deva" typeface="Mangal"/>
+        <a:font script="Telu" typeface="Gautami"/>
+        <a:font script="Taml" typeface="Latha"/>
+        <a:font script="Syrc" typeface="Estrangelo Edessa"/>
+        <a:font script="Orya" typeface="Kalinga"/>
+        <a:font script="Mlym" typeface="Kartika"/>
+        <a:font script="Laoo" typeface="DokChampa"/>
+        <a:font script="Sinh" typeface="Iskoola Pota"/>
+        <a:font script="Mong" typeface="Mongolian Baiti"/>
+        <a:font script="Viet" typeface="Times New Roman"/>
+        <a:font script="Uigh" typeface="Microsoft Uighur"/>
+        <a:font script="Geor" typeface="Sylfaen"/>
+        <a:font script="Armn" typeface="Arial"/>
+        <a:font script="Bugi" typeface="Leelawadee UI"/>
+        <a:font script="Bopo" typeface="Microsoft JhengHei"/>
+        <a:font script="Java" typeface="Javanese Text"/>
+        <a:font script="Lisu" typeface="Segoe UI"/>
+        <a:font script="Mymr" typeface="Myanmar Text"/>
+        <a:font script="Nkoo" typeface="Ebrima"/>
+        <a:font script="Olck" typeface="Nirmala UI"/>
+        <a:font script="Osma" typeface="Ebrima"/>
+        <a:font script="Phag" typeface="Phagspa"/>
+        <a:font script="Syrn" typeface="Estrangelo Edessa"/>
+        <a:font script="Syrj" typeface="Estrangelo Edessa"/>
+        <a:font script="Syre" typeface="Estrangelo Edessa"/>
+        <a:font script="Sora" typeface="Nirmala UI"/>
+        <a:font script="Tale" typeface="Microsoft Tai Le"/>
+        <a:font script="Talu" typeface="Microsoft New Tai Lue"/>
+        <a:font script="Tfng" typeface="Ebrima"/>
+      </a:majorFont>
+      <a:minorFont>
+        <a:latin typeface="Calibri" panose="020F0502020204030204"/>
+        <a:ea typeface=""/>
+        <a:cs typeface=""/>
+        <a:font script="Jpan" typeface="游明朝"/>
+        <a:font script="Hang" typeface="맑은 고딕"/>
+        <a:font script="Hans" typeface="等线"/>
+        <a:font script="Hant" typeface="新細明體"/>
+        <a:font script="Arab" typeface="Arial"/>
+        <a:font script="Hebr" typeface="Arial"/>
+        <a:font script="Thai" typeface="Cordia New"/>
+        <a:font script="Ethi" typeface="Nyala"/>
+        <a:font script="Beng" typeface="Vrinda"/>
+        <a:font script="Gujr" typeface="Shruti"/>
+        <a:font script="Khmr" typeface="DaunPenh"/>
+        <a:font script="Knda" typeface="Tunga"/>
+        <a:font script="Guru" typeface="Raavi"/>
+        <a:font script="Cans" typeface="Euphemia"/>
+        <a:font script="Cher" typeface="Plantagenet Cherokee"/>
+        <a:font script="Yiii" typeface="Microsoft Yi Baiti"/>
+        <a:font script="Tibt" typeface="Microsoft Himalaya"/>
+        <a:font script="Thaa" typeface="MV Boli"/>
+        <a:font script="Deva" typeface="Mangal"/>
+        <a:font script="Telu" typeface="Gautami"/>
+        <a:font script="Taml" typeface="Latha"/>
+        <a:font script="Syrc" typeface="Estrangelo Edessa"/>
+        <a:font script="Orya" typeface="Kalinga"/>
+        <a:font script="Mlym" typeface="Kartika"/>
+        <a:font script="Laoo" typeface="DokChampa"/>
+        <a:font script="Sinh" typeface="Iskoola Pota"/>
+        <a:font script="Mong" typeface="Mongolian Baiti"/>
+        <a:font script="Viet" typeface="Arial"/>
+        <a:font script="Uigh" typeface="Microsoft Uighur"/>
+        <a:font script="Geor" typeface="Sylfaen"/>
+        <a:font script="Armn" typeface="Arial"/>
+        <a:font script="Bugi" typeface="Leelawadee UI"/>
+        <a:font script="Bopo" typeface="Microsoft JhengHei"/>
+        <a:font script="Java" typeface="Javanese Text"/>
+        <a:font script="Lisu" typeface="Segoe UI"/>
+        <a:font script="Mymr" typeface="Myanmar Text"/>
+        <a:font script="Nkoo" typeface="Ebrima"/>
+        <a:font script="Olck" typeface="Nirmala UI"/>
+        <a:font script="Osma" typeface="Ebrima"/>
+        <a:font script="Phag" typeface="Phagspa"/>
+        <a:font script="Syrn" typeface="Estrangelo Edessa"/>
+        <a:font script="Syrj" typeface="Estrangelo Edessa"/>
+        <a:font script="Syre" typeface="Estrangelo Edessa"/>
+        <a:font script="Sora" typeface="Nirmala UI"/>
+        <a:font script="Tale" typeface="Microsoft Tai Le"/>
+        <a:font script="Talu" typeface="Microsoft New Tai Lue"/>
+        <a:font script="Tfng" typeface="Ebrima"/>
+      </a:minorFont>
+    </a:fontScheme>
+    <a:fmtScheme name="Office">
+      <a:fillStyleLst>
+        <a:solidFill>
+          <a:schemeClr val="phClr"/>
+        </a:solidFill>
+        <a:gradFill rotWithShape="true">
+          <a:gsLst>
+            <a:gs pos="0">
+              <a:schemeClr val="phClr">
+                <a:lumMod val="110000"/>
+                <a:satMod val="105000"/>
+                <a:tint val="67000"/>
+              </a:schemeClr>
+            </a:gs>
+            <a:gs pos="50000">
+              <a:schemeClr val="phClr">
+                <a:lumMod val="105000"/>
+                <a:satMod val="103000"/>
+                <a:tint val="73000"/>
+              </a:schemeClr>
+            </a:gs>
+            <a:gs pos="100000">
+              <a:schemeClr val="phClr">
+                <a:lumMod val="105000"/>
+                <a:satMod val="109000"/>
+                <a:tint val="81000"/>
+              </a:schemeClr>
+            </a:gs>
+          </a:gsLst>
+          <a:lin ang="5400000" scaled="false"/>
+        </a:gradFill>
+        <a:gradFill rotWithShape="true">
+          <a:gsLst>
+            <a:gs pos="0">
+              <a:schemeClr val="phClr">
+                <a:satMod val="103000"/>
+                <a:lumMod val="102000"/>
+                <a:tint val="94000"/>
+              </a:schemeClr>
+            </a:gs>
+            <a:gs pos="50000">
+              <a:schemeClr val="phClr">
+                <a:satMod val="110000"/>
+                <a:lumMod val="100000"/>
+                <a:shade val="100000"/>
+              </a:schemeClr>
+            </a:gs>
+            <a:gs pos="100000">
+              <a:schemeClr val="phClr">
+                <a:lumMod val="99000"/>
+                <a:satMod val="120000"/>
+                <a:shade val="78000"/>
+              </a:schemeClr>
+            </a:gs>
+          </a:gsLst>
+          <a:lin ang="5400000" scaled="false"/>
+        </a:gradFill>
+      </a:fillStyleLst>
+      <a:lnStyleLst>
+        <a:ln w="6350" cap="flat" cmpd="sng" algn="ctr">
+          <a:solidFill>
+            <a:schemeClr val="phClr"/>
+          </a:solidFill>
+          <a:prstDash val="solid"/>
+          <a:miter lim="800000"/>
+        </a:ln>
+        <a:ln w="12700" cap="flat" cmpd="sng" algn="ctr">
+          <a:solidFill>
+            <a:schemeClr val="phClr"/>
+          </a:solidFill>
+          <a:prstDash val="solid"/>
+          <a:miter lim="800000"/>
+        </a:ln>
+        <a:ln w="19050" cap="flat" cmpd="sng" algn="ctr">
+          <a:solidFill>
+            <a:schemeClr val="phClr"/>
+          </a:solidFill>
+          <a:prstDash val="solid"/>
+          <a:miter lim="800000"/>
+        </a:ln>
+      </a:lnStyleLst>
+      <a:effectStyleLst>
+        <a:effectStyle>
+          <a:effectLst/>
+        </a:effectStyle>
+        <a:effectStyle>
+          <a:effectLst/>
+        </a:effectStyle>
+        <a:effectStyle>
+          <a:effectLst>
+            <a:outerShdw blurRad="57150" dist="19050" dir="5400000" algn="ctr" rotWithShape="false">
+              <a:srgbClr val="000000">
+                <a:alpha val="63000"/>
+              </a:srgbClr>
+            </a:outerShdw>
+          </a:effectLst>
+        </a:effectStyle>
+      </a:effectStyleLst>
+      <a:bgFillStyleLst>
+        <a:solidFill>
+          <a:schemeClr val="phClr"/>
+        </a:solidFill>
+        <a:solidFill>
+          <a:schemeClr val="phClr">
+            <a:tint val="95000"/>
+            <a:satMod val="170000"/>
+          </a:schemeClr>
+        </a:solidFill>
+        <a:gradFill rotWithShape="true">
+          <a:gsLst>
+            <a:gs pos="0">
+              <a:schemeClr val="phClr">
+                <a:tint val="93000"/>
+                <a:satMod val="150000"/>
+                <a:shade val="98000"/>
+                <a:lumMod val="102000"/>
+              </a:schemeClr>
+            </a:gs>
+            <a:gs pos="50000">
+              <a:schemeClr val="phClr">
+                <a:tint val="98000"/>
+                <a:satMod val="130000"/>
+                <a:shade val="90000"/>
+                <a:lumMod val="103000"/>
+              </a:schemeClr>
+            </a:gs>
+            <a:gs pos="100000">
+              <a:schemeClr val="phClr">
+                <a:shade val="63000"/>
+                <a:satMod val="120000"/>
+              </a:schemeClr>
+            </a:gs>
+          </a:gsLst>
+          <a:lin ang="5400000" scaled="false"/>
+        </a:gradFill>
+      </a:bgFillStyleLst>
+    </a:fmtScheme>
+  </a:themeElements>
+  <a:objectDefaults/>
+  <a:extraClrSchemeLst/>
+</a:theme>
 </file>
--- a/public/downloads/ai-recruitment-vendor-evaluation-checklist.docx
+++ b/public/downloads/ai-recruitment-vendor-evaluation-checklist.docx
@@ -20,7 +20,7 @@
           <w:sz w:val="18"/>
           <w:szCs w:val="18"/>
         </w:rPr>
-        <w:t xml:space="preserve">Bond Health template · bondtrials.com/templates/ai-recruitment-vendor-evaluation-checklist · Last updated 2026-10-23</w:t>
+        <w:t xml:space="preserve">Bond Health template · bondtrials.com/templates/ai-recruitment-vendor-evaluation-checklist · Last updated 2026-10-29</w:t>
       </w:r>
     </w:p>
     <w:p>
@@ -2628,7 +2628,7 @@
         <w:t xml:space="preserve">Pricing.</w:t>
       </w:r>
       <w:r>
-        <w:t xml:space="preserve"> A volume-based fee per screened patient plus a percentage of the randomization milestone payment for each patient. There is no integration fee. See pricing.</w:t>
+        <w:t xml:space="preserve"> A volume-based fee per screened patient plus a percentage of each randomized patient's milestone payments, from randomization onward. There is no integration fee. See pricing.</w:t>
       </w:r>
     </w:p>
     <w:p>
